--- a/METODOLOGIAS_AGILES/Clases/Clase3.docx
+++ b/METODOLOGIAS_AGILES/Clases/Clase3.docx
@@ -45,13 +45,23 @@
           <w:lang w:val="es-MX"/>
         </w:rPr>
       </w:pPr>
+      <w:proofErr w:type="spellStart"/>
       <w:r>
         <w:rPr>
           <w:rFonts w:ascii="Times New Roman" w:hAnsi="Times New Roman" w:cs="Times New Roman"/>
           <w:b/>
           <w:lang w:val="es-MX"/>
         </w:rPr>
-        <w:t>I</w:t>
+        <w:t>Impact</w:t>
+      </w:r>
+      <w:proofErr w:type="spellEnd"/>
+      <w:r>
+        <w:rPr>
+          <w:rFonts w:ascii="Times New Roman" w:hAnsi="Times New Roman" w:cs="Times New Roman"/>
+          <w:b/>
+          <w:lang w:val="es-MX"/>
+        </w:rPr>
+        <w:t xml:space="preserve"> </w:t>
       </w:r>
       <w:proofErr w:type="spellStart"/>
       <w:r>
@@ -60,7 +70,7 @@
           <w:b/>
           <w:lang w:val="es-MX"/>
         </w:rPr>
-        <w:t>mpact mapping</w:t>
+        <w:t>mapping</w:t>
       </w:r>
       <w:proofErr w:type="spellEnd"/>
       <w:r>
@@ -80,6 +90,7 @@
       <w:r>
         <w:rPr>
           <w:rFonts w:ascii="Times New Roman" w:hAnsi="Times New Roman" w:cs="Times New Roman"/>
+          <w:highlight w:val="yellow"/>
           <w:lang w:val="es-MX"/>
         </w:rPr>
         <w:t xml:space="preserve">¿Para </w:t>
@@ -87,6 +98,7 @@
       <w:r>
         <w:rPr>
           <w:rFonts w:ascii="Times New Roman" w:hAnsi="Times New Roman" w:cs="Times New Roman"/>
+          <w:highlight w:val="yellow"/>
           <w:lang w:val="es-MX"/>
         </w:rPr>
         <w:t>qué</w:t>
@@ -94,6 +106,7 @@
       <w:r>
         <w:rPr>
           <w:rFonts w:ascii="Times New Roman" w:hAnsi="Times New Roman" w:cs="Times New Roman"/>
+          <w:highlight w:val="yellow"/>
           <w:lang w:val="es-MX"/>
         </w:rPr>
         <w:t>?</w:t>
@@ -280,6 +293,13 @@
           <w:lang w:val="es-MX"/>
         </w:rPr>
         <w:br/>
+      </w:r>
+      <w:r>
+        <w:rPr>
+          <w:rFonts w:ascii="Times New Roman" w:hAnsi="Times New Roman" w:cs="Times New Roman"/>
+          <w:highlight w:val="yellow"/>
+          <w:lang w:val="es-MX"/>
+        </w:rPr>
         <w:t>Personas (Identificarlas)</w:t>
       </w:r>
       <w:r>
@@ -318,6 +338,13 @@
           <w:lang w:val="es-MX"/>
         </w:rPr>
         <w:br/>
+      </w:r>
+      <w:r>
+        <w:rPr>
+          <w:rFonts w:ascii="Times New Roman" w:hAnsi="Times New Roman" w:cs="Times New Roman"/>
+          <w:highlight w:val="yellow"/>
+          <w:lang w:val="es-MX"/>
+        </w:rPr>
         <w:t>Impactos (Identificarlos)</w:t>
       </w:r>
       <w:r>
@@ -334,6 +361,44 @@
         </w:rPr>
         <w:br/>
         <w:t>-Positivos + negativos</w:t>
+      </w:r>
+      <w:r>
+        <w:rPr>
+          <w:rFonts w:ascii="Times New Roman" w:hAnsi="Times New Roman" w:cs="Times New Roman"/>
+          <w:lang w:val="es-MX"/>
+        </w:rPr>
+        <w:br/>
+      </w:r>
+      <w:r>
+        <w:rPr>
+          <w:rFonts w:ascii="Times New Roman" w:hAnsi="Times New Roman" w:cs="Times New Roman"/>
+          <w:lang w:val="es-MX"/>
+        </w:rPr>
+        <w:br/>
+        <w:t xml:space="preserve">Un </w:t>
+      </w:r>
+      <w:proofErr w:type="spellStart"/>
+      <w:r>
+        <w:rPr>
+          <w:rFonts w:ascii="Times New Roman" w:hAnsi="Times New Roman" w:cs="Times New Roman"/>
+          <w:lang w:val="es-MX"/>
+        </w:rPr>
+        <w:t>Que</w:t>
+      </w:r>
+      <w:proofErr w:type="spellEnd"/>
+      <w:r>
+        <w:rPr>
+          <w:rFonts w:ascii="Times New Roman" w:hAnsi="Times New Roman" w:cs="Times New Roman"/>
+          <w:lang w:val="es-MX"/>
+        </w:rPr>
+        <w:t>?</w:t>
+      </w:r>
+      <w:r>
+        <w:rPr>
+          <w:rFonts w:ascii="Times New Roman" w:hAnsi="Times New Roman" w:cs="Times New Roman"/>
+          <w:lang w:val="es-MX"/>
+        </w:rPr>
+        <w:t xml:space="preserve"> Lo que se va a hacer</w:t>
       </w:r>
       <w:bookmarkStart w:id="0" w:name="_GoBack"/>
       <w:bookmarkEnd w:id="0"/>
